--- a/published/ai-es/02_our_bodies/06_learning/lab-protocols/06_learning-lab.docx
+++ b/published/ai-es/02_our_bodies/06_learning/lab-protocols/06_learning-lab.docx
@@ -14,7 +14,7 @@
     </w:p>
     <w:p>
       <w:r>
-        <w:t>To feel how hard it is to learn a new way of moving (rewiring the brain).</w:t>
+        <w:t>Feel how hard it is to learn a new way of moving -- and watch your brain rewire itself!</w:t>
       </w:r>
     </w:p>
     <w:p>
@@ -24,7 +24,7 @@
     </w:p>
     <w:p>
       <w:r>
-        <w:t>Paper and pencil.  A mirror (bathroom mirror or handheld).   Steps</w:t>
+        <w:t>Paper and a pencil  A mirror (bathroom mirror or handheld)  A table to set up on   Steps</w:t>
       </w:r>
     </w:p>
     <w:p>
@@ -34,39 +34,55 @@
     </w:p>
     <w:p>
       <w:r>
-        <w:t>Look at the paper.</w:t>
+        <w:t>Look at your paper normally. Draw a simple star shape.</w:t>
         <w:br/>
-        <w:t>Draw a Star.</w:t>
-        <w:br/>
-        <w:t>Easy, right? Your brain has a strong path for this.</w:t>
+        <w:t>Easy, right? Your brain has a strong, well-worn path for this movement.</w:t>
       </w:r>
     </w:p>
     <w:p>
       <w:r>
-        <w:t>2. The Hard Way</w:t>
+        <w:t>2. The Setup</w:t>
       </w:r>
     </w:p>
     <w:p>
       <w:r>
-        <w:t>Put the paper in front of the mirror.</w:t>
-        <w:br/>
-        <w:t>Hold your hand so you can ONLY see it in the mirror (don't look at your real hand).</w:t>
-        <w:br/>
-        <w:t>Try to trace the Star (or draw a new one).</w:t>
+        <w:t>Now set up the mirror challenge. Place your paper on the table in front of the mirror. Hold a book or folder above your hand so you CANNOT see your hand directly -- you can only see it in the mirror.</w:t>
       </w:r>
     </w:p>
     <w:p>
       <w:r>
-        <w:t>3. The Struggle</w:t>
+        <w:t>3. The Hard Way</w:t>
       </w:r>
     </w:p>
     <w:p>
       <w:r>
-        <w:t>Your brain says "Go Right," but in the mirror, your hand goes "Left."</w:t>
+        <w:t>Try to trace the star shape (or draw a new one) while ONLY looking in the mirror.</w:t>
         <w:br/>
-        <w:t>It feels wobbly!</w:t>
+        <w:t>Your brain says "Move right!" but in the mirror, your hand goes LEFT!</w:t>
         <w:br/>
-        <w:t>Keep trying for 2 minutes. Does it get easier?</w:t>
+        <w:t>It feels wobbly, strange, and frustrating. That is totally normal.</w:t>
+      </w:r>
+    </w:p>
+    <w:p>
+      <w:r>
+        <w:t>4. Keep Trying</w:t>
+      </w:r>
+    </w:p>
+    <w:p>
+      <w:r>
+        <w:t>Practice for 2-3 minutes. Does it get any easier?</w:t>
+        <w:br/>
+        <w:t>Each time you try, your brain is building a new path. The more you practice, the smoother it gets.</w:t>
+      </w:r>
+    </w:p>
+    <w:p>
+      <w:r>
+        <w:t>5. Compare</w:t>
+      </w:r>
+    </w:p>
+    <w:p>
+      <w:r>
+        <w:t>Look at your first attempt and your last attempt. Can you see improvement? That is your brain learning!</w:t>
       </w:r>
     </w:p>
     <w:p>
@@ -76,12 +92,23 @@
     </w:p>
     <w:p>
       <w:r>
-        <w:t>Attempt  How did it look?  How did it feel?      Normal Star  Perfect  Easy    Mirror Star  Squiggly mess!  Weird! Frustrating!     What We Learned</w:t>
+        <w:t>*</w:t>
       </w:r>
     </w:p>
     <w:p>
       <w:r>
-        <w:t>When the world changes (mirror reverses it), our old predictions don't work. We have to learn a new way, and that takes practice!</w:t>
+        <w:t>Write your response here  *</w:t>
+        <w:br/>
+        <w:t>My first mirror star looked like: ___</w:t>
+        <w:br/>
+        <w:t>My last mirror star looked like: ___</w:t>
+        <w:br/>
+        <w:t>The hardest part was: ___</w:t>
+      </w:r>
+    </w:p>
+    <w:p>
+      <w:r>
+        <w:t>Attempt  How Did It Look?  How Did It Feel?      Normal Star      Mirror Star (1st try)      Mirror Star (3rd try)      Mirror Star (5th try)       What We Learned</w:t>
       </w:r>
     </w:p>
     <w:sectPr>
